--- a/HistoryHack_Platinum/deliverables_unit1/lesson_plans/US04_TEAM_Lesson_Plan.docx
+++ b/HistoryHack_Platinum/deliverables_unit1/lesson_plans/US04_TEAM_Lesson_Plan.docx
@@ -584,7 +584,7 @@
                 <w:sz w:val="16"/>
                 <w:szCs w:val="16"/>
               </w:rPr>
-              <w:t xml:space="preserve">Guided Notes (Do-Now box)</w:t>
+              <w:t xml:space="preserve">Word Bank / Do-Now</w:t>
             </w:r>
           </w:p>
         </w:tc>
@@ -699,7 +699,7 @@
                 <w:sz w:val="16"/>
                 <w:szCs w:val="16"/>
               </w:rPr>
-              <w:t xml:space="preserve">Direct Instruction — teacher models close reading of the core content; students capture guided notes</w:t>
+              <w:t xml:space="preserve">Direct Instruction — teacher models close reading of the core content; students capture Cornell Notes</w:t>
             </w:r>
           </w:p>
         </w:tc>
@@ -720,7 +720,7 @@
                 <w:sz w:val="16"/>
                 <w:szCs w:val="16"/>
               </w:rPr>
-              <w:t xml:space="preserve">Teacher Deck + Guided Notes</w:t>
+              <w:t xml:space="preserve">Teacher Deck + Cornell Notes</w:t>
             </w:r>
           </w:p>
         </w:tc>
@@ -977,7 +977,7 @@
           <w:sz w:val="17"/>
           <w:szCs w:val="17"/>
         </w:rPr>
-        <w:t xml:space="preserve">Guided Notes — scaffolded direct-instruction capture</w:t>
+        <w:t xml:space="preserve">Cornell Notes (Universal Front) — direct-teaching capture (cue / notes / summary)</w:t>
       </w:r>
     </w:p>
     <w:p>
@@ -994,7 +994,7 @@
           <w:sz w:val="17"/>
           <w:szCs w:val="17"/>
         </w:rPr>
-        <w:t xml:space="preserve">Cornell Notes — cue/notes/summary for retention</w:t>
+        <w:t xml:space="preserve">Cornell Support Backs — optional MTSS scaffold; lives in the Teacher Organizer Toolkit, prints duplex behind the Cornell front, copy only as needed</w:t>
       </w:r>
     </w:p>
     <w:p>
@@ -1626,7 +1626,7 @@
           <w:sz w:val="17"/>
           <w:szCs w:val="17"/>
         </w:rPr>
-        <w:t xml:space="preserve">chunked guided notes, extended time, read-aloud (browser TTS), reduced-item formative option.</w:t>
+        <w:t xml:space="preserve">chunked Cornell Notes (with the support back), extended time, read-aloud (browser TTS), reduced-item formative option.</w:t>
       </w:r>
     </w:p>
     <w:p>
@@ -1839,7 +1839,7 @@
                 <w:sz w:val="16"/>
                 <w:szCs w:val="16"/>
               </w:rPr>
-              <w:t xml:space="preserve">Guided Notes</w:t>
+              <w:t xml:space="preserve">Cornell Notes (Universal Front)</w:t>
             </w:r>
           </w:p>
         </w:tc>
@@ -1884,7 +1884,7 @@
                 <w:sz w:val="16"/>
                 <w:szCs w:val="16"/>
               </w:rPr>
-              <w:t xml:space="preserve">Cornell Notes</w:t>
+              <w:t xml:space="preserve">Comparison / analysis organizer</w:t>
             </w:r>
           </w:p>
         </w:tc>
@@ -1906,7 +1906,7 @@
                 <w:sz w:val="16"/>
                 <w:szCs w:val="16"/>
               </w:rPr>
-              <w:t xml:space="preserve">Formative Assessment — Answer Key</w:t>
+              <w:t xml:space="preserve">Cornell Support Backs — toolkit (copy as needed, MTSS)</w:t>
             </w:r>
           </w:p>
         </w:tc>
@@ -1929,7 +1929,7 @@
                 <w:sz w:val="16"/>
                 <w:szCs w:val="16"/>
               </w:rPr>
-              <w:t xml:space="preserve">Comparison / analysis organizer</w:t>
+              <w:t xml:space="preserve">CER organizer</w:t>
             </w:r>
           </w:p>
         </w:tc>
@@ -1951,7 +1951,7 @@
                 <w:sz w:val="16"/>
                 <w:szCs w:val="16"/>
               </w:rPr>
-              <w:t xml:space="preserve">Primary-Source Teacher Guide</w:t>
+              <w:t xml:space="preserve">Formative Assessment — Answer Key</w:t>
             </w:r>
           </w:p>
         </w:tc>
@@ -1974,7 +1974,7 @@
                 <w:sz w:val="16"/>
                 <w:szCs w:val="16"/>
               </w:rPr>
-              <w:t xml:space="preserve">CER organizer</w:t>
+              <w:t xml:space="preserve">HIPP organizer</w:t>
             </w:r>
           </w:p>
         </w:tc>
@@ -1996,7 +1996,7 @@
                 <w:sz w:val="16"/>
                 <w:szCs w:val="16"/>
               </w:rPr>
-              <w:t xml:space="preserve">UDL / WIDA overlay</w:t>
+              <w:t xml:space="preserve">Primary-Source Teacher Guide</w:t>
             </w:r>
           </w:p>
         </w:tc>
@@ -2019,7 +2019,7 @@
                 <w:sz w:val="16"/>
                 <w:szCs w:val="16"/>
               </w:rPr>
-              <w:t xml:space="preserve">HIPP organizer</w:t>
+              <w:t xml:space="preserve">Primary-Source Packet</w:t>
             </w:r>
           </w:p>
         </w:tc>
@@ -2041,7 +2041,7 @@
                 <w:sz w:val="16"/>
                 <w:szCs w:val="16"/>
               </w:rPr>
-              <w:t xml:space="preserve">File Map &amp; Print Guide</w:t>
+              <w:t xml:space="preserve">UDL / WIDA overlay</w:t>
             </w:r>
           </w:p>
         </w:tc>
@@ -2064,7 +2064,7 @@
                 <w:sz w:val="16"/>
                 <w:szCs w:val="16"/>
               </w:rPr>
-              <w:t xml:space="preserve">Primary-Source Packet</w:t>
+              <w:t xml:space="preserve">Formative Assessment</w:t>
             </w:r>
           </w:p>
         </w:tc>
@@ -2072,6 +2072,51 @@
           <w:tcPr>
             <w:tcW w:type="dxa" w:w="4530"/>
             <w:shd w:fill="FFFFFF" w:color="auto" w:val="clear"/>
+            <w:tcMar>
+              <w:top w:type="dxa" w:w="60"/>
+              <w:left w:type="dxa" w:w="100"/>
+              <w:bottom w:type="dxa" w:w="60"/>
+              <w:right w:type="dxa" w:w="100"/>
+            </w:tcMar>
+          </w:tcPr>
+          <w:p>
+            <w:r>
+              <w:rPr>
+                <w:color w:val="222222"/>
+                <w:sz w:val="16"/>
+                <w:szCs w:val="16"/>
+              </w:rPr>
+              <w:t xml:space="preserve">File Map &amp; Print Guide</w:t>
+            </w:r>
+          </w:p>
+        </w:tc>
+      </w:tr>
+      <w:tr>
+        <w:tc>
+          <w:tcPr>
+            <w:tcW w:type="dxa" w:w="4530"/>
+            <w:shd w:fill="EEF2F6" w:color="auto" w:val="clear"/>
+            <w:tcMar>
+              <w:top w:type="dxa" w:w="60"/>
+              <w:left w:type="dxa" w:w="100"/>
+              <w:bottom w:type="dxa" w:w="60"/>
+              <w:right w:type="dxa" w:w="100"/>
+            </w:tcMar>
+          </w:tcPr>
+          <w:p>
+            <w:r>
+              <w:rPr>
+                <w:sz w:val="16"/>
+                <w:szCs w:val="16"/>
+              </w:rPr>
+              <w:t xml:space="preserve">Exit Ticket — English &amp; Spanish</w:t>
+            </w:r>
+          </w:p>
+        </w:tc>
+        <w:tc>
+          <w:tcPr>
+            <w:tcW w:type="dxa" w:w="4530"/>
+            <w:shd w:fill="EEF2F6" w:color="auto" w:val="clear"/>
             <w:tcMar>
               <w:top w:type="dxa" w:w="60"/>
               <w:left w:type="dxa" w:w="100"/>
@@ -2091,97 +2136,22 @@
           </w:p>
         </w:tc>
       </w:tr>
-      <w:tr>
-        <w:tc>
-          <w:tcPr>
-            <w:tcW w:type="dxa" w:w="4530"/>
-            <w:shd w:fill="EEF2F6" w:color="auto" w:val="clear"/>
-            <w:tcMar>
-              <w:top w:type="dxa" w:w="60"/>
-              <w:left w:type="dxa" w:w="100"/>
-              <w:bottom w:type="dxa" w:w="60"/>
-              <w:right w:type="dxa" w:w="100"/>
-            </w:tcMar>
-          </w:tcPr>
-          <w:p>
-            <w:r>
-              <w:rPr>
-                <w:sz w:val="16"/>
-                <w:szCs w:val="16"/>
-              </w:rPr>
-              <w:t xml:space="preserve">Formative Assessment</w:t>
-            </w:r>
-          </w:p>
-        </w:tc>
-        <w:tc>
-          <w:tcPr>
-            <w:tcW w:type="dxa" w:w="4530"/>
-            <w:shd w:fill="EEF2F6" w:color="auto" w:val="clear"/>
-            <w:tcMar>
-              <w:top w:type="dxa" w:w="60"/>
-              <w:left w:type="dxa" w:w="100"/>
-              <w:bottom w:type="dxa" w:w="60"/>
-              <w:right w:type="dxa" w:w="100"/>
-            </w:tcMar>
-          </w:tcPr>
-          <w:p>
-            <w:r>
-              <w:rPr>
-                <w:color w:val="FFFFFF"/>
-                <w:sz w:val="16"/>
-                <w:szCs w:val="16"/>
-              </w:rPr>
-              <w:t xml:space="preserve"/>
-            </w:r>
-          </w:p>
-        </w:tc>
-      </w:tr>
-      <w:tr>
-        <w:tc>
-          <w:tcPr>
-            <w:tcW w:type="dxa" w:w="4530"/>
-            <w:shd w:fill="FFFFFF" w:color="auto" w:val="clear"/>
-            <w:tcMar>
-              <w:top w:type="dxa" w:w="60"/>
-              <w:left w:type="dxa" w:w="100"/>
-              <w:bottom w:type="dxa" w:w="60"/>
-              <w:right w:type="dxa" w:w="100"/>
-            </w:tcMar>
-          </w:tcPr>
-          <w:p>
-            <w:r>
-              <w:rPr>
-                <w:sz w:val="16"/>
-                <w:szCs w:val="16"/>
-              </w:rPr>
-              <w:t xml:space="preserve">Exit Ticket — English &amp; Spanish</w:t>
-            </w:r>
-          </w:p>
-        </w:tc>
-        <w:tc>
-          <w:tcPr>
-            <w:tcW w:type="dxa" w:w="4530"/>
-            <w:shd w:fill="FFFFFF" w:color="auto" w:val="clear"/>
-            <w:tcMar>
-              <w:top w:type="dxa" w:w="60"/>
-              <w:left w:type="dxa" w:w="100"/>
-              <w:bottom w:type="dxa" w:w="60"/>
-              <w:right w:type="dxa" w:w="100"/>
-            </w:tcMar>
-          </w:tcPr>
-          <w:p>
-            <w:r>
-              <w:rPr>
-                <w:color w:val="FFFFFF"/>
-                <w:sz w:val="16"/>
-                <w:szCs w:val="16"/>
-              </w:rPr>
-              <w:t xml:space="preserve"/>
-            </w:r>
-          </w:p>
-        </w:tc>
-      </w:tr>
     </w:tbl>
+    <w:p>
+      <w:pPr>
+        <w:spacing w:before="40"/>
+      </w:pPr>
+      <w:r>
+        <w:rPr>
+          <w:i/>
+          <w:iCs/>
+          <w:color w:val="555555"/>
+          <w:sz w:val="15"/>
+          <w:szCs w:val="15"/>
+        </w:rPr>
+        <w:t xml:space="preserve">Note: students print the Cornell Notes Universal Front. The Cornell Support Backs (Guided/Light scaffolds) live in the Teacher Organizer Toolkit and print duplex on the reverse — copy them only for students who need them (MTSS), and fade as evidence grows.</w:t>
+      </w:r>
+    </w:p>
     <w:p>
       <w:pPr>
         <w:spacing w:after="40" w:before="100"/>
@@ -2385,7 +2355,7 @@
           <w:sz w:val="17"/>
           <w:szCs w:val="17"/>
         </w:rPr>
-        <w:t xml:space="preserve">Below ~70% mastery on the exit ticket / formative → reteach with entry-tier materials (guided notes + a shorter source) in a small group — MTSS Tier 2.</w:t>
+        <w:t xml:space="preserve">Below ~70% mastery on the exit ticket / formative → reteach with entry-tier materials (Cornell Notes + the Cornell Support Back + a shorter source) in a small group — MTSS Tier 2.</w:t>
       </w:r>
     </w:p>
     <w:p>
@@ -2663,7 +2633,7 @@
                 <w:sz w:val="15"/>
                 <w:szCs w:val="15"/>
               </w:rPr>
-              <w:t xml:space="preserve">§3 DI — deck visuals + guided notes + modeling</w:t>
+              <w:t xml:space="preserve">§3 DI — deck visuals + Cornell Notes + modeling</w:t>
             </w:r>
           </w:p>
         </w:tc>

--- a/HistoryHack_Platinum/deliverables_unit1/lesson_plans/US04_TEAM_Lesson_Plan.docx
+++ b/HistoryHack_Platinum/deliverables_unit1/lesson_plans/US04_TEAM_Lesson_Plan.docx
@@ -358,7 +358,7 @@
           <w:sz w:val="17"/>
           <w:szCs w:val="17"/>
         </w:rPr>
-        <w:t xml:space="preserve">HIPP organizer on “Pendleton Civil Service Reform Act” (U.S. Congress, January 16, 1883).</w:t>
+        <w:t xml:space="preserve">HIPPO organizer on “Pendleton Civil Service Reform Act” (U.S. Congress, January 16, 1883).</w:t>
       </w:r>
     </w:p>
     <w:p>
@@ -835,7 +835,7 @@
                 <w:sz w:val="16"/>
                 <w:szCs w:val="16"/>
               </w:rPr>
-              <w:t xml:space="preserve">Primary Source / HIPP — analyze the source; begin CER</w:t>
+              <w:t xml:space="preserve">Primary Source / HIPPO — analyze the source; begin CER</w:t>
             </w:r>
           </w:p>
         </w:tc>
@@ -856,7 +856,7 @@
                 <w:sz w:val="16"/>
                 <w:szCs w:val="16"/>
               </w:rPr>
-              <w:t xml:space="preserve">Primary-Source Packet · HIPP · CER organizer</w:t>
+              <w:t xml:space="preserve">Primary-Source Packet · HIPPO · CER organizer</w:t>
             </w:r>
           </w:p>
         </w:tc>
@@ -1028,7 +1028,7 @@
           <w:sz w:val="17"/>
           <w:szCs w:val="17"/>
         </w:rPr>
-        <w:t xml:space="preserve">Primary-Source Packet + HIPP organizer — sourcing &amp; analysis of “Pendleton Civil Service Reform Act”</w:t>
+        <w:t xml:space="preserve">Primary-Source Packet + HIPPO organizer — sourcing &amp; analysis of “Pendleton Civil Service Reform Act”</w:t>
       </w:r>
     </w:p>
     <w:p>
@@ -1836,62 +1836,18 @@
           <w:p>
             <w:r>
               <w:rPr>
-                <w:sz w:val="16"/>
-                <w:szCs w:val="16"/>
-              </w:rPr>
-              <w:t xml:space="preserve">Cornell Notes (Universal Front)</w:t>
-            </w:r>
-          </w:p>
-        </w:tc>
-        <w:tc>
-          <w:tcPr>
-            <w:tcW w:type="dxa" w:w="4530"/>
-            <w:shd w:fill="EEF2F6" w:color="auto" w:val="clear"/>
-            <w:tcMar>
-              <w:top w:type="dxa" w:w="60"/>
-              <w:left w:type="dxa" w:w="100"/>
-              <w:bottom w:type="dxa" w:w="60"/>
-              <w:right w:type="dxa" w:w="100"/>
-            </w:tcMar>
-          </w:tcPr>
-          <w:p>
-            <w:r>
-              <w:rPr>
                 <w:color w:val="222222"/>
                 <w:sz w:val="16"/>
                 <w:szCs w:val="16"/>
               </w:rPr>
-              <w:t xml:space="preserve">Teacher Lesson Plan (this doc)</w:t>
-            </w:r>
-          </w:p>
-        </w:tc>
-      </w:tr>
-      <w:tr>
+              <w:t xml:space="preserve">Vocabulary — Word Bank</w:t>
+            </w:r>
+          </w:p>
+        </w:tc>
         <w:tc>
           <w:tcPr>
             <w:tcW w:type="dxa" w:w="4530"/>
-            <w:shd w:fill="FFFFFF" w:color="auto" w:val="clear"/>
-            <w:tcMar>
-              <w:top w:type="dxa" w:w="60"/>
-              <w:left w:type="dxa" w:w="100"/>
-              <w:bottom w:type="dxa" w:w="60"/>
-              <w:right w:type="dxa" w:w="100"/>
-            </w:tcMar>
-          </w:tcPr>
-          <w:p>
-            <w:r>
-              <w:rPr>
-                <w:sz w:val="16"/>
-                <w:szCs w:val="16"/>
-              </w:rPr>
-              <w:t xml:space="preserve">Comparison / analysis organizer</w:t>
-            </w:r>
-          </w:p>
-        </w:tc>
-        <w:tc>
-          <w:tcPr>
-            <w:tcW w:type="dxa" w:w="4530"/>
-            <w:shd w:fill="FFFFFF" w:color="auto" w:val="clear"/>
+            <w:shd w:fill="EEF2F6" w:color="auto" w:val="clear"/>
             <w:tcMar>
               <w:top w:type="dxa" w:w="60"/>
               <w:left w:type="dxa" w:w="100"/>
@@ -1906,7 +1862,7 @@
                 <w:sz w:val="16"/>
                 <w:szCs w:val="16"/>
               </w:rPr>
-              <w:t xml:space="preserve">Cornell Support Backs — toolkit (copy as needed, MTSS)</w:t>
+              <w:t xml:space="preserve">Teacher Lesson Plan (this doc)</w:t>
             </w:r>
           </w:p>
         </w:tc>
@@ -1915,28 +1871,7 @@
         <w:tc>
           <w:tcPr>
             <w:tcW w:type="dxa" w:w="4530"/>
-            <w:shd w:fill="EEF2F6" w:color="auto" w:val="clear"/>
-            <w:tcMar>
-              <w:top w:type="dxa" w:w="60"/>
-              <w:left w:type="dxa" w:w="100"/>
-              <w:bottom w:type="dxa" w:w="60"/>
-              <w:right w:type="dxa" w:w="100"/>
-            </w:tcMar>
-          </w:tcPr>
-          <w:p>
-            <w:r>
-              <w:rPr>
-                <w:sz w:val="16"/>
-                <w:szCs w:val="16"/>
-              </w:rPr>
-              <w:t xml:space="preserve">CER organizer</w:t>
-            </w:r>
-          </w:p>
-        </w:tc>
-        <w:tc>
-          <w:tcPr>
-            <w:tcW w:type="dxa" w:w="4530"/>
-            <w:shd w:fill="EEF2F6" w:color="auto" w:val="clear"/>
+            <w:shd w:fill="FFFFFF" w:color="auto" w:val="clear"/>
             <w:tcMar>
               <w:top w:type="dxa" w:w="60"/>
               <w:left w:type="dxa" w:w="100"/>
@@ -1951,30 +1886,7 @@
                 <w:sz w:val="16"/>
                 <w:szCs w:val="16"/>
               </w:rPr>
-              <w:t xml:space="preserve">Formative Assessment — Answer Key</w:t>
-            </w:r>
-          </w:p>
-        </w:tc>
-      </w:tr>
-      <w:tr>
-        <w:tc>
-          <w:tcPr>
-            <w:tcW w:type="dxa" w:w="4530"/>
-            <w:shd w:fill="FFFFFF" w:color="auto" w:val="clear"/>
-            <w:tcMar>
-              <w:top w:type="dxa" w:w="60"/>
-              <w:left w:type="dxa" w:w="100"/>
-              <w:bottom w:type="dxa" w:w="60"/>
-              <w:right w:type="dxa" w:w="100"/>
-            </w:tcMar>
-          </w:tcPr>
-          <w:p>
-            <w:r>
-              <w:rPr>
-                <w:sz w:val="16"/>
-                <w:szCs w:val="16"/>
-              </w:rPr>
-              <w:t xml:space="preserve">HIPP organizer</w:t>
+              <w:t xml:space="preserve">Vocabulary Studio</w:t>
             </w:r>
           </w:p>
         </w:tc>
@@ -1996,33 +1908,12 @@
                 <w:sz w:val="16"/>
                 <w:szCs w:val="16"/>
               </w:rPr>
-              <w:t xml:space="preserve">Primary-Source Teacher Guide</w:t>
+              <w:t xml:space="preserve">Cornell Support Backs — toolkit (copy as needed, MTSS)</w:t>
             </w:r>
           </w:p>
         </w:tc>
       </w:tr>
       <w:tr>
-        <w:tc>
-          <w:tcPr>
-            <w:tcW w:type="dxa" w:w="4530"/>
-            <w:shd w:fill="EEF2F6" w:color="auto" w:val="clear"/>
-            <w:tcMar>
-              <w:top w:type="dxa" w:w="60"/>
-              <w:left w:type="dxa" w:w="100"/>
-              <w:bottom w:type="dxa" w:w="60"/>
-              <w:right w:type="dxa" w:w="100"/>
-            </w:tcMar>
-          </w:tcPr>
-          <w:p>
-            <w:r>
-              <w:rPr>
-                <w:sz w:val="16"/>
-                <w:szCs w:val="16"/>
-              </w:rPr>
-              <w:t xml:space="preserve">Primary-Source Packet</w:t>
-            </w:r>
-          </w:p>
-        </w:tc>
         <w:tc>
           <w:tcPr>
             <w:tcW w:type="dxa" w:w="4530"/>
@@ -2041,37 +1932,14 @@
                 <w:sz w:val="16"/>
                 <w:szCs w:val="16"/>
               </w:rPr>
-              <w:t xml:space="preserve">UDL / WIDA overlay</w:t>
-            </w:r>
-          </w:p>
-        </w:tc>
-      </w:tr>
-      <w:tr>
+              <w:t xml:space="preserve">Cornell Notes (Universal Front)</w:t>
+            </w:r>
+          </w:p>
+        </w:tc>
         <w:tc>
           <w:tcPr>
             <w:tcW w:type="dxa" w:w="4530"/>
-            <w:shd w:fill="FFFFFF" w:color="auto" w:val="clear"/>
-            <w:tcMar>
-              <w:top w:type="dxa" w:w="60"/>
-              <w:left w:type="dxa" w:w="100"/>
-              <w:bottom w:type="dxa" w:w="60"/>
-              <w:right w:type="dxa" w:w="100"/>
-            </w:tcMar>
-          </w:tcPr>
-          <w:p>
-            <w:r>
-              <w:rPr>
-                <w:sz w:val="16"/>
-                <w:szCs w:val="16"/>
-              </w:rPr>
-              <w:t xml:space="preserve">Formative Assessment</w:t>
-            </w:r>
-          </w:p>
-        </w:tc>
-        <w:tc>
-          <w:tcPr>
-            <w:tcW w:type="dxa" w:w="4530"/>
-            <w:shd w:fill="FFFFFF" w:color="auto" w:val="clear"/>
+            <w:shd w:fill="EEF2F6" w:color="auto" w:val="clear"/>
             <w:tcMar>
               <w:top w:type="dxa" w:w="60"/>
               <w:left w:type="dxa" w:w="100"/>
@@ -2086,7 +1954,7 @@
                 <w:sz w:val="16"/>
                 <w:szCs w:val="16"/>
               </w:rPr>
-              <w:t xml:space="preserve">File Map &amp; Print Guide</w:t>
+              <w:t xml:space="preserve">Formative Assessment — Answer Key</w:t>
             </w:r>
           </w:p>
         </w:tc>
@@ -2095,28 +1963,213 @@
         <w:tc>
           <w:tcPr>
             <w:tcW w:type="dxa" w:w="4530"/>
-            <w:shd w:fill="EEF2F6" w:color="auto" w:val="clear"/>
-            <w:tcMar>
-              <w:top w:type="dxa" w:w="60"/>
-              <w:left w:type="dxa" w:w="100"/>
-              <w:bottom w:type="dxa" w:w="60"/>
-              <w:right w:type="dxa" w:w="100"/>
-            </w:tcMar>
-          </w:tcPr>
-          <w:p>
-            <w:r>
-              <w:rPr>
+            <w:shd w:fill="FFFFFF" w:color="auto" w:val="clear"/>
+            <w:tcMar>
+              <w:top w:type="dxa" w:w="60"/>
+              <w:left w:type="dxa" w:w="100"/>
+              <w:bottom w:type="dxa" w:w="60"/>
+              <w:right w:type="dxa" w:w="100"/>
+            </w:tcMar>
+          </w:tcPr>
+          <w:p>
+            <w:r>
+              <w:rPr>
+                <w:color w:val="222222"/>
                 <w:sz w:val="16"/>
                 <w:szCs w:val="16"/>
               </w:rPr>
-              <w:t xml:space="preserve">Exit Ticket — English &amp; Spanish</w:t>
-            </w:r>
-          </w:p>
-        </w:tc>
+              <w:t xml:space="preserve">Close Read</w:t>
+            </w:r>
+          </w:p>
+        </w:tc>
+        <w:tc>
+          <w:tcPr>
+            <w:tcW w:type="dxa" w:w="4530"/>
+            <w:shd w:fill="FFFFFF" w:color="auto" w:val="clear"/>
+            <w:tcMar>
+              <w:top w:type="dxa" w:w="60"/>
+              <w:left w:type="dxa" w:w="100"/>
+              <w:bottom w:type="dxa" w:w="60"/>
+              <w:right w:type="dxa" w:w="100"/>
+            </w:tcMar>
+          </w:tcPr>
+          <w:p>
+            <w:r>
+              <w:rPr>
+                <w:color w:val="222222"/>
+                <w:sz w:val="16"/>
+                <w:szCs w:val="16"/>
+              </w:rPr>
+              <w:t xml:space="preserve">Primary-Source Teacher Guide</w:t>
+            </w:r>
+          </w:p>
+        </w:tc>
+      </w:tr>
+      <w:tr>
         <w:tc>
           <w:tcPr>
             <w:tcW w:type="dxa" w:w="4530"/>
             <w:shd w:fill="EEF2F6" w:color="auto" w:val="clear"/>
+            <w:tcMar>
+              <w:top w:type="dxa" w:w="60"/>
+              <w:left w:type="dxa" w:w="100"/>
+              <w:bottom w:type="dxa" w:w="60"/>
+              <w:right w:type="dxa" w:w="100"/>
+            </w:tcMar>
+          </w:tcPr>
+          <w:p>
+            <w:r>
+              <w:rPr>
+                <w:color w:val="222222"/>
+                <w:sz w:val="16"/>
+                <w:szCs w:val="16"/>
+              </w:rPr>
+              <w:t xml:space="preserve">Primary Source / Data Analysis + HIPPO</w:t>
+            </w:r>
+          </w:p>
+        </w:tc>
+        <w:tc>
+          <w:tcPr>
+            <w:tcW w:type="dxa" w:w="4530"/>
+            <w:shd w:fill="EEF2F6" w:color="auto" w:val="clear"/>
+            <w:tcMar>
+              <w:top w:type="dxa" w:w="60"/>
+              <w:left w:type="dxa" w:w="100"/>
+              <w:bottom w:type="dxa" w:w="60"/>
+              <w:right w:type="dxa" w:w="100"/>
+            </w:tcMar>
+          </w:tcPr>
+          <w:p>
+            <w:r>
+              <w:rPr>
+                <w:color w:val="222222"/>
+                <w:sz w:val="16"/>
+                <w:szCs w:val="16"/>
+              </w:rPr>
+              <w:t xml:space="preserve">UDL / WIDA overlay</w:t>
+            </w:r>
+          </w:p>
+        </w:tc>
+      </w:tr>
+      <w:tr>
+        <w:tc>
+          <w:tcPr>
+            <w:tcW w:type="dxa" w:w="4530"/>
+            <w:shd w:fill="FFFFFF" w:color="auto" w:val="clear"/>
+            <w:tcMar>
+              <w:top w:type="dxa" w:w="60"/>
+              <w:left w:type="dxa" w:w="100"/>
+              <w:bottom w:type="dxa" w:w="60"/>
+              <w:right w:type="dxa" w:w="100"/>
+            </w:tcMar>
+          </w:tcPr>
+          <w:p>
+            <w:r>
+              <w:rPr>
+                <w:color w:val="222222"/>
+                <w:sz w:val="16"/>
+                <w:szCs w:val="16"/>
+              </w:rPr>
+              <w:t xml:space="preserve">Core Application — Practice Quiz</w:t>
+            </w:r>
+          </w:p>
+        </w:tc>
+        <w:tc>
+          <w:tcPr>
+            <w:tcW w:type="dxa" w:w="4530"/>
+            <w:shd w:fill="FFFFFF" w:color="auto" w:val="clear"/>
+            <w:tcMar>
+              <w:top w:type="dxa" w:w="60"/>
+              <w:left w:type="dxa" w:w="100"/>
+              <w:bottom w:type="dxa" w:w="60"/>
+              <w:right w:type="dxa" w:w="100"/>
+            </w:tcMar>
+          </w:tcPr>
+          <w:p>
+            <w:r>
+              <w:rPr>
+                <w:color w:val="222222"/>
+                <w:sz w:val="16"/>
+                <w:szCs w:val="16"/>
+              </w:rPr>
+              <w:t xml:space="preserve">File Map &amp; Print Guide</w:t>
+            </w:r>
+          </w:p>
+        </w:tc>
+      </w:tr>
+      <w:tr>
+        <w:tc>
+          <w:tcPr>
+            <w:tcW w:type="dxa" w:w="4530"/>
+            <w:shd w:fill="EEF2F6" w:color="auto" w:val="clear"/>
+            <w:tcMar>
+              <w:top w:type="dxa" w:w="60"/>
+              <w:left w:type="dxa" w:w="100"/>
+              <w:bottom w:type="dxa" w:w="60"/>
+              <w:right w:type="dxa" w:w="100"/>
+            </w:tcMar>
+          </w:tcPr>
+          <w:p>
+            <w:r>
+              <w:rPr>
+                <w:color w:val="222222"/>
+                <w:sz w:val="16"/>
+                <w:szCs w:val="16"/>
+              </w:rPr>
+              <w:t xml:space="preserve">Constructed Response (CER)</w:t>
+            </w:r>
+          </w:p>
+        </w:tc>
+        <w:tc>
+          <w:tcPr>
+            <w:tcW w:type="dxa" w:w="4530"/>
+            <w:shd w:fill="EEF2F6" w:color="auto" w:val="clear"/>
+            <w:tcMar>
+              <w:top w:type="dxa" w:w="60"/>
+              <w:left w:type="dxa" w:w="100"/>
+              <w:bottom w:type="dxa" w:w="60"/>
+              <w:right w:type="dxa" w:w="100"/>
+            </w:tcMar>
+          </w:tcPr>
+          <w:p>
+            <w:r>
+              <w:rPr>
+                <w:color w:val="FFFFFF"/>
+                <w:sz w:val="16"/>
+                <w:szCs w:val="16"/>
+              </w:rPr>
+              <w:t xml:space="preserve"/>
+            </w:r>
+          </w:p>
+        </w:tc>
+      </w:tr>
+      <w:tr>
+        <w:tc>
+          <w:tcPr>
+            <w:tcW w:type="dxa" w:w="4530"/>
+            <w:shd w:fill="FFFFFF" w:color="auto" w:val="clear"/>
+            <w:tcMar>
+              <w:top w:type="dxa" w:w="60"/>
+              <w:left w:type="dxa" w:w="100"/>
+              <w:bottom w:type="dxa" w:w="60"/>
+              <w:right w:type="dxa" w:w="100"/>
+            </w:tcMar>
+          </w:tcPr>
+          <w:p>
+            <w:r>
+              <w:rPr>
+                <w:color w:val="222222"/>
+                <w:sz w:val="16"/>
+                <w:szCs w:val="16"/>
+              </w:rPr>
+              <w:t xml:space="preserve">Exit Ticket — English &amp; Spanish</w:t>
+            </w:r>
+          </w:p>
+        </w:tc>
+        <w:tc>
+          <w:tcPr>
+            <w:tcW w:type="dxa" w:w="4530"/>
+            <w:shd w:fill="FFFFFF" w:color="auto" w:val="clear"/>
             <w:tcMar>
               <w:top w:type="dxa" w:w="60"/>
               <w:left w:type="dxa" w:w="100"/>
@@ -2299,7 +2352,7 @@
           <w:sz w:val="17"/>
           <w:szCs w:val="17"/>
         </w:rPr>
-        <w:t xml:space="preserve">Deeper source work: analyze a second primary source with the HIPP organizer.</w:t>
+        <w:t xml:space="preserve">Deeper source work: analyze a second primary source with the HIPPO organizer.</w:t>
       </w:r>
     </w:p>
     <w:p>
@@ -3103,7 +3156,7 @@
                 <w:sz w:val="15"/>
                 <w:szCs w:val="15"/>
               </w:rPr>
-              <w:t xml:space="preserve">§2 — CER + HIPP extended writing</w:t>
+              <w:t xml:space="preserve">§2 — CER + HIPPO extended writing</w:t>
             </w:r>
           </w:p>
         </w:tc>
